--- a/assets/Hubert_Antony_CV_2026.docx
+++ b/assets/Hubert_Antony_CV_2026.docx
@@ -7,8 +7,8 @@
         <w:pStyle w:val="Name"/>
         <w:bidi w:val="0"/>
         <w:spacing w:before="0" w:after="23"/>
-        <w:ind w:end="0"/>
-        <w:jc w:val="start"/>
+        <w:ind w:right="0"/>
+        <w:jc w:val="left"/>
         <w:rPr/>
       </w:pPr>
       <w:r>
@@ -21,8 +21,8 @@
         <w:pStyle w:val="Title"/>
         <w:bidi w:val="0"/>
         <w:spacing w:before="0" w:after="68"/>
-        <w:ind w:end="0"/>
-        <w:jc w:val="start"/>
+        <w:ind w:right="0"/>
+        <w:jc w:val="left"/>
         <w:rPr/>
       </w:pPr>
       <w:r>
@@ -35,8 +35,8 @@
         <w:pStyle w:val="Contact"/>
         <w:bidi w:val="0"/>
         <w:spacing w:before="0" w:after="17"/>
-        <w:ind w:end="0"/>
-        <w:jc w:val="start"/>
+        <w:ind w:right="0"/>
+        <w:jc w:val="left"/>
         <w:rPr/>
       </w:pPr>
       <w:r>
@@ -49,8 +49,8 @@
         <w:pStyle w:val="Contact"/>
         <w:bidi w:val="0"/>
         <w:spacing w:before="0" w:after="17"/>
-        <w:ind w:end="0"/>
-        <w:jc w:val="start"/>
+        <w:ind w:right="0"/>
+        <w:jc w:val="left"/>
         <w:rPr/>
       </w:pPr>
       <w:hyperlink r:id="rId2">
@@ -79,8 +79,8 @@
         <w:pStyle w:val="Contact"/>
         <w:bidi w:val="0"/>
         <w:spacing w:before="0" w:after="17"/>
-        <w:ind w:end="0"/>
-        <w:jc w:val="start"/>
+        <w:ind w:right="0"/>
+        <w:jc w:val="left"/>
         <w:rPr/>
       </w:pPr>
       <w:hyperlink r:id="rId4">
@@ -109,8 +109,8 @@
         <w:pStyle w:val="Contact"/>
         <w:bidi w:val="0"/>
         <w:spacing w:before="0" w:after="17"/>
-        <w:ind w:end="0"/>
-        <w:jc w:val="start"/>
+        <w:ind w:right="0"/>
+        <w:jc w:val="left"/>
         <w:rPr/>
       </w:pPr>
       <w:r>
@@ -127,7 +127,7 @@
         </w:pBdr>
         <w:bidi w:val="0"/>
         <w:spacing w:before="136" w:after="51"/>
-        <w:jc w:val="start"/>
+        <w:jc w:val="left"/>
         <w:rPr/>
       </w:pPr>
       <w:r>
@@ -145,7 +145,7 @@
       </w:pPr>
       <w:r>
         <w:rPr/>
-        <w:t>Engineering is a continuous learning process for me, and that is how I approach parameter development in additive manufacturing. I develop and qualify parameter sets against density, surface topography and process stability, and I carry out the metallography, microscopy and statistical evaluation myself. I solve technical problems by combining hands-on machine and laboratory experience with independent problem-solving, creativity and close teamwork. I work calmly under pressure and run several test series in parallel. The results are published peer-reviewed in Procedia CIRP.</w:t>
+        <w:t>Engineering is a continuous learning process for me, and that is how I approach parameter development in additive manufacturing. I develop and qualify parameter sets against density, surface topography and process stability, and I carry out the metallography, microscopy and statistical evaluation myself. I solve technical problems by combining hands-on machine and laboratory experience with independent problem-solving, creativity and close teamwork. I work calmly under pressure and run several test series in parallel. The results are published peer-reviewed in Procedia CIRP. Alongside my studies and research I have taught CAD and simulation freelance since 2024, which keeps my Creo, CATIA and ANSYS work current.</w:t>
       </w:r>
     </w:p>
     <w:p>
@@ -157,7 +157,7 @@
         </w:pBdr>
         <w:bidi w:val="0"/>
         <w:spacing w:before="136" w:after="51"/>
-        <w:jc w:val="start"/>
+        <w:jc w:val="left"/>
         <w:rPr/>
       </w:pPr>
       <w:r>
@@ -219,7 +219,7 @@
       </w:r>
       <w:r>
         <w:rPr/>
-        <w:t xml:space="preserve"> Independent planning and execution of test series, design of experiments, Taguchi method, ANOVA and regression analysis in Minitab, scientific writing, reports and publications</w:t>
+        <w:t xml:space="preserve"> Independent planning and execution of test series, design of experiments, Taguchi method, ANOVA and regression analysis, scientific writing, reports and publications</w:t>
       </w:r>
     </w:p>
     <w:p>
@@ -250,7 +250,7 @@
         </w:pBdr>
         <w:bidi w:val="0"/>
         <w:spacing w:before="136" w:after="51"/>
-        <w:jc w:val="start"/>
+        <w:jc w:val="left"/>
         <w:rPr/>
       </w:pPr>
       <w:r>
@@ -264,14 +264,98 @@
         <w:keepNext w:val="true"/>
         <w:bidi w:val="0"/>
         <w:spacing w:before="96" w:after="11"/>
-        <w:jc w:val="start"/>
+        <w:jc w:val="left"/>
+        <w:rPr/>
+      </w:pPr>
+      <w:r>
+        <w:rPr/>
+        <w:t>Freelance CAD and CAE Trainer, self-employed</w:t>
+        <w:tab/>
+        <w:t>05/2024 - present</w:t>
+      </w:r>
+    </w:p>
+    <w:p>
+      <w:pPr>
+        <w:pStyle w:val="Org"/>
+        <w:keepNext w:val="true"/>
+        <w:bidi w:val="0"/>
+        <w:spacing w:before="0" w:after="34"/>
+        <w:jc w:val="left"/>
+        <w:rPr/>
+      </w:pPr>
+      <w:r>
+        <w:rPr/>
+        <w:t>Remote, with trainees and clients in India, Germany and further afield</w:t>
+      </w:r>
+    </w:p>
+    <w:p>
+      <w:pPr>
+        <w:pStyle w:val="Bul"/>
+        <w:bidi w:val="0"/>
+        <w:spacing w:before="0" w:after="26"/>
+        <w:ind w:hanging="238" w:left="238"/>
+        <w:jc w:val="both"/>
+        <w:rPr/>
+      </w:pPr>
+      <w:r>
+        <w:rPr/>
+        <w:t xml:space="preserve">• </w:t>
+      </w:r>
+      <w:r>
+        <w:rPr/>
+        <w:t>Train international and Indian engineering students and working professionals in PTC Creo, CATIA V5 and ANSYS: course design, live sessions and exercise material. The client network comes from my earlier role at CADD Centre Training Services in Chennai.</w:t>
+      </w:r>
+    </w:p>
+    <w:p>
+      <w:pPr>
+        <w:pStyle w:val="Bul"/>
+        <w:bidi w:val="0"/>
+        <w:spacing w:before="0" w:after="26"/>
+        <w:ind w:hanging="238" w:left="238"/>
+        <w:jc w:val="both"/>
+        <w:rPr/>
+      </w:pPr>
+      <w:r>
+        <w:rPr/>
+        <w:t xml:space="preserve">• </w:t>
+      </w:r>
+      <w:r>
+        <w:rPr/>
+        <w:t>Teach design intent and manufacturability alongside the software, so that trainees leave able to design parts that can actually be made.</w:t>
+      </w:r>
+    </w:p>
+    <w:p>
+      <w:pPr>
+        <w:pStyle w:val="Bul"/>
+        <w:bidi w:val="0"/>
+        <w:spacing w:before="0" w:after="26"/>
+        <w:ind w:hanging="238" w:left="238"/>
+        <w:jc w:val="both"/>
+        <w:rPr/>
+      </w:pPr>
+      <w:r>
+        <w:rPr/>
+        <w:t xml:space="preserve">• </w:t>
+      </w:r>
+      <w:r>
+        <w:rPr/>
+        <w:t>Family care, 11/2025 to 04/2026: relocated to India to care for my mother during a serious illness and continued the training work remotely at a reduced load.</w:t>
+      </w:r>
+    </w:p>
+    <w:p>
+      <w:pPr>
+        <w:pStyle w:val="H3"/>
+        <w:keepNext w:val="true"/>
+        <w:bidi w:val="0"/>
+        <w:spacing w:before="96" w:after="11"/>
+        <w:jc w:val="left"/>
         <w:rPr/>
       </w:pPr>
       <w:r>
         <w:rPr/>
         <w:t>Academic Research Assistant, Equipment and Process Development</w:t>
         <w:tab/>
-        <w:t>09/2023 – 03/2024</w:t>
+        <w:t>09/2023 - 03/2024</w:t>
       </w:r>
     </w:p>
     <w:p>
@@ -280,7 +364,7 @@
         <w:keepNext w:val="true"/>
         <w:bidi w:val="0"/>
         <w:spacing w:before="0" w:after="34"/>
-        <w:jc w:val="start"/>
+        <w:jc w:val="left"/>
         <w:rPr/>
       </w:pPr>
       <w:r>
@@ -293,7 +377,7 @@
         <w:pStyle w:val="Bul"/>
         <w:bidi w:val="0"/>
         <w:spacing w:before="0" w:after="26"/>
-        <w:ind w:hanging="238" w:start="238"/>
+        <w:ind w:hanging="238" w:left="238"/>
         <w:jc w:val="both"/>
         <w:rPr/>
       </w:pPr>
@@ -311,7 +395,7 @@
         <w:pStyle w:val="Bul"/>
         <w:bidi w:val="0"/>
         <w:spacing w:before="0" w:after="26"/>
-        <w:ind w:hanging="238" w:start="238"/>
+        <w:ind w:hanging="238" w:left="238"/>
         <w:jc w:val="both"/>
         <w:rPr/>
       </w:pPr>
@@ -329,25 +413,7 @@
         <w:pStyle w:val="Bul"/>
         <w:bidi w:val="0"/>
         <w:spacing w:before="0" w:after="26"/>
-        <w:ind w:hanging="238" w:start="238"/>
-        <w:jc w:val="both"/>
-        <w:rPr/>
-      </w:pPr>
-      <w:r>
-        <w:rPr/>
-        <w:t xml:space="preserve">• </w:t>
-      </w:r>
-      <w:r>
-        <w:rPr/>
-        <w:t>Reduced surface roughness by around 60 percent at 0.152 percent porosity using an in-process laser remelting method developed in this role.</w:t>
-      </w:r>
-    </w:p>
-    <w:p>
-      <w:pPr>
-        <w:pStyle w:val="Bul"/>
-        <w:bidi w:val="0"/>
-        <w:spacing w:before="0" w:after="26"/>
-        <w:ind w:hanging="238" w:start="238"/>
+        <w:ind w:hanging="238" w:left="238"/>
         <w:jc w:val="both"/>
         <w:rPr/>
       </w:pPr>
@@ -366,14 +432,14 @@
         <w:keepNext w:val="true"/>
         <w:bidi w:val="0"/>
         <w:spacing w:before="96" w:after="11"/>
-        <w:jc w:val="start"/>
+        <w:jc w:val="left"/>
         <w:rPr/>
       </w:pPr>
       <w:r>
         <w:rPr/>
         <w:t>Working Student, Manufacturing Engineering</w:t>
         <w:tab/>
-        <w:t>05/2023 – 08/2023</w:t>
+        <w:t>05/2023 - 08/2023</w:t>
       </w:r>
     </w:p>
     <w:p>
@@ -382,7 +448,7 @@
         <w:keepNext w:val="true"/>
         <w:bidi w:val="0"/>
         <w:spacing w:before="0" w:after="34"/>
-        <w:jc w:val="start"/>
+        <w:jc w:val="left"/>
         <w:rPr/>
       </w:pPr>
       <w:r>
@@ -395,7 +461,7 @@
         <w:pStyle w:val="Bul"/>
         <w:bidi w:val="0"/>
         <w:spacing w:before="0" w:after="26"/>
-        <w:ind w:hanging="238" w:start="238"/>
+        <w:ind w:hanging="238" w:left="238"/>
         <w:jc w:val="both"/>
         <w:rPr/>
       </w:pPr>
@@ -413,7 +479,7 @@
         <w:pStyle w:val="Bul"/>
         <w:bidi w:val="0"/>
         <w:spacing w:before="0" w:after="26"/>
-        <w:ind w:hanging="238" w:start="238"/>
+        <w:ind w:hanging="238" w:left="238"/>
         <w:jc w:val="both"/>
         <w:rPr/>
       </w:pPr>
@@ -431,7 +497,7 @@
         <w:pStyle w:val="Bul"/>
         <w:bidi w:val="0"/>
         <w:spacing w:before="0" w:after="26"/>
-        <w:ind w:hanging="238" w:start="238"/>
+        <w:ind w:hanging="238" w:left="238"/>
         <w:jc w:val="both"/>
         <w:rPr/>
       </w:pPr>
@@ -450,14 +516,14 @@
         <w:keepNext w:val="true"/>
         <w:bidi w:val="0"/>
         <w:spacing w:before="96" w:after="11"/>
-        <w:jc w:val="start"/>
+        <w:jc w:val="left"/>
         <w:rPr/>
       </w:pPr>
       <w:r>
         <w:rPr/>
         <w:t>Application Engineer, CAD and CAE</w:t>
         <w:tab/>
-        <w:t>03/2022 – 09/2022</w:t>
+        <w:t>03/2022 - 09/2022</w:t>
       </w:r>
     </w:p>
     <w:p>
@@ -466,7 +532,7 @@
         <w:keepNext w:val="true"/>
         <w:bidi w:val="0"/>
         <w:spacing w:before="0" w:after="34"/>
-        <w:jc w:val="start"/>
+        <w:jc w:val="left"/>
         <w:rPr/>
       </w:pPr>
       <w:r>
@@ -479,7 +545,7 @@
         <w:pStyle w:val="Bul"/>
         <w:bidi w:val="0"/>
         <w:spacing w:before="0" w:after="26"/>
-        <w:ind w:hanging="238" w:start="238"/>
+        <w:ind w:hanging="238" w:left="238"/>
         <w:jc w:val="both"/>
         <w:rPr/>
       </w:pPr>
@@ -497,7 +563,25 @@
         <w:pStyle w:val="Bul"/>
         <w:bidi w:val="0"/>
         <w:spacing w:before="0" w:after="26"/>
-        <w:ind w:hanging="238" w:start="238"/>
+        <w:ind w:hanging="238" w:left="238"/>
+        <w:jc w:val="both"/>
+        <w:rPr/>
+      </w:pPr>
+      <w:r>
+        <w:rPr/>
+        <w:t xml:space="preserve">• </w:t>
+      </w:r>
+      <w:r>
+        <w:rPr/>
+        <w:t>Taught the reverse engineering course: measuring physical parts, rebuilding them as parametric CAD models and checking the model back against the original.</w:t>
+      </w:r>
+    </w:p>
+    <w:p>
+      <w:pPr>
+        <w:pStyle w:val="Bul"/>
+        <w:bidi w:val="0"/>
+        <w:spacing w:before="0" w:after="26"/>
+        <w:ind w:hanging="238" w:left="238"/>
         <w:jc w:val="both"/>
         <w:rPr/>
       </w:pPr>
@@ -516,14 +600,14 @@
         <w:keepNext w:val="true"/>
         <w:bidi w:val="0"/>
         <w:spacing w:before="96" w:after="11"/>
-        <w:jc w:val="start"/>
+        <w:jc w:val="left"/>
         <w:rPr/>
       </w:pPr>
       <w:r>
         <w:rPr/>
         <w:t>CAD and CAM Engineer, CNC Manufacturing</w:t>
         <w:tab/>
-        <w:t>06/2021 – 02/2022</w:t>
+        <w:t>06/2021 - 02/2022</w:t>
       </w:r>
     </w:p>
     <w:p>
@@ -532,7 +616,7 @@
         <w:keepNext w:val="true"/>
         <w:bidi w:val="0"/>
         <w:spacing w:before="0" w:after="34"/>
-        <w:jc w:val="start"/>
+        <w:jc w:val="left"/>
         <w:rPr/>
       </w:pPr>
       <w:r>
@@ -545,7 +629,7 @@
         <w:pStyle w:val="Bul"/>
         <w:bidi w:val="0"/>
         <w:spacing w:before="0" w:after="26"/>
-        <w:ind w:hanging="238" w:start="238"/>
+        <w:ind w:hanging="238" w:left="238"/>
         <w:jc w:val="both"/>
         <w:rPr/>
       </w:pPr>
@@ -563,7 +647,7 @@
         <w:pStyle w:val="Bul"/>
         <w:bidi w:val="0"/>
         <w:spacing w:before="0" w:after="26"/>
-        <w:ind w:hanging="238" w:start="238"/>
+        <w:ind w:hanging="238" w:left="238"/>
         <w:jc w:val="both"/>
         <w:rPr/>
       </w:pPr>
@@ -585,7 +669,7 @@
         </w:pBdr>
         <w:bidi w:val="0"/>
         <w:spacing w:before="136" w:after="51"/>
-        <w:jc w:val="start"/>
+        <w:jc w:val="left"/>
         <w:rPr/>
       </w:pPr>
       <w:r>
@@ -599,14 +683,14 @@
         <w:keepNext w:val="true"/>
         <w:bidi w:val="0"/>
         <w:spacing w:before="96" w:after="11"/>
-        <w:jc w:val="start"/>
+        <w:jc w:val="left"/>
         <w:rPr/>
       </w:pPr>
       <w:r>
         <w:rPr/>
         <w:t>M.Sc. Advanced Materials and Manufacturing</w:t>
         <w:tab/>
-        <w:t>10/2022 – 09/2025</w:t>
+        <w:t>10/2022 - 09/2025</w:t>
       </w:r>
     </w:p>
     <w:p>
@@ -615,30 +699,30 @@
         <w:keepNext w:val="true"/>
         <w:bidi w:val="0"/>
         <w:spacing w:before="0" w:after="34"/>
-        <w:jc w:val="start"/>
-        <w:rPr/>
-      </w:pPr>
-      <w:r>
-        <w:rPr/>
-        <w:t>Hochschule Aalen (Aalen University), Aalen, Germany. Final grade 2.7 (German scale, 1.0 best)</w:t>
-      </w:r>
-    </w:p>
-    <w:p>
-      <w:pPr>
-        <w:pStyle w:val="Bul"/>
-        <w:bidi w:val="0"/>
-        <w:spacing w:before="0" w:after="26"/>
-        <w:ind w:hanging="238" w:start="238"/>
-        <w:jc w:val="both"/>
-        <w:rPr/>
-      </w:pPr>
-      <w:r>
-        <w:rPr/>
-        <w:t xml:space="preserve">• </w:t>
-      </w:r>
-      <w:r>
-        <w:rPr/>
-        <w:t>Master's thesis: optimisation of the layer topography of soft magnetic FeSi6.5 by in-process laser remelting in PBF-LB/M. Surface roughness reduced by around 60 percent at 0.152 percent residual porosity. Supervisors: Prof. Dr. Harald Riegel, Prof. Dr. Dagmar Goll.</w:t>
+        <w:jc w:val="left"/>
+        <w:rPr/>
+      </w:pPr>
+      <w:r>
+        <w:rPr/>
+        <w:t>Hochschule Aalen (Aalen University), Aalen, Germany</w:t>
+      </w:r>
+    </w:p>
+    <w:p>
+      <w:pPr>
+        <w:pStyle w:val="Bul"/>
+        <w:bidi w:val="0"/>
+        <w:spacing w:before="0" w:after="26"/>
+        <w:ind w:hanging="238" w:left="238"/>
+        <w:jc w:val="both"/>
+        <w:rPr/>
+      </w:pPr>
+      <w:r>
+        <w:rPr/>
+        <w:t xml:space="preserve">• </w:t>
+      </w:r>
+      <w:r>
+        <w:rPr/>
+        <w:t>Master's thesis: optimisation of the layer topography of soft magnetic FeSi6.5 by in-process laser remelting in PBF-LB/M. Build parameters at 0.152% porosity; single remelting cut Sa from 4.55 to 2.81 µm (38.3%), every-layer cyclic remelting reached Sa 1.77 µm (more than 41% below its reference). Supervisors: Prof. Dr. Harald Riegel, Prof. Dr. Dagmar Goll.</w:t>
       </w:r>
     </w:p>
     <w:p>
@@ -647,14 +731,14 @@
         <w:keepNext w:val="true"/>
         <w:bidi w:val="0"/>
         <w:spacing w:before="96" w:after="11"/>
-        <w:jc w:val="start"/>
+        <w:jc w:val="left"/>
         <w:rPr/>
       </w:pPr>
       <w:r>
         <w:rPr/>
         <w:t>B.E. Mechanical Engineering</w:t>
         <w:tab/>
-        <w:t>07/2017 – 08/2021</w:t>
+        <w:t>07/2017 - 08/2021</w:t>
       </w:r>
     </w:p>
     <w:p>
@@ -663,7 +747,7 @@
         <w:keepNext w:val="true"/>
         <w:bidi w:val="0"/>
         <w:spacing w:before="0" w:after="34"/>
-        <w:jc w:val="start"/>
+        <w:jc w:val="left"/>
         <w:rPr/>
       </w:pPr>
       <w:r>
@@ -676,7 +760,7 @@
         <w:pStyle w:val="Bul"/>
         <w:bidi w:val="0"/>
         <w:spacing w:before="0" w:after="26"/>
-        <w:ind w:hanging="238" w:start="238"/>
+        <w:ind w:hanging="238" w:left="238"/>
         <w:jc w:val="both"/>
         <w:rPr/>
       </w:pPr>
@@ -698,7 +782,7 @@
         </w:pBdr>
         <w:bidi w:val="0"/>
         <w:spacing w:before="136" w:after="51"/>
-        <w:jc w:val="start"/>
+        <w:jc w:val="left"/>
         <w:rPr/>
       </w:pPr>
       <w:r>
@@ -711,7 +795,7 @@
         <w:pStyle w:val="Bul"/>
         <w:bidi w:val="0"/>
         <w:spacing w:before="0" w:after="26"/>
-        <w:ind w:hanging="238" w:start="238"/>
+        <w:ind w:hanging="238" w:left="238"/>
         <w:jc w:val="both"/>
         <w:rPr/>
       </w:pPr>
@@ -729,7 +813,7 @@
         <w:pStyle w:val="Bul"/>
         <w:bidi w:val="0"/>
         <w:spacing w:before="0" w:after="26"/>
-        <w:ind w:hanging="238" w:start="238"/>
+        <w:ind w:hanging="238" w:left="238"/>
         <w:jc w:val="both"/>
         <w:rPr/>
       </w:pPr>
@@ -751,7 +835,7 @@
         </w:pBdr>
         <w:bidi w:val="0"/>
         <w:spacing w:before="136" w:after="51"/>
-        <w:jc w:val="start"/>
+        <w:jc w:val="left"/>
         <w:rPr/>
       </w:pPr>
       <w:r>
@@ -789,7 +873,7 @@
         </w:pBdr>
         <w:bidi w:val="0"/>
         <w:spacing w:before="136" w:after="51"/>
-        <w:jc w:val="start"/>
+        <w:jc w:val="left"/>
         <w:rPr/>
       </w:pPr>
       <w:r>
@@ -802,25 +886,25 @@
         <w:pStyle w:val="Bul"/>
         <w:bidi w:val="0"/>
         <w:spacing w:before="0" w:after="26"/>
-        <w:ind w:hanging="238" w:start="238"/>
-        <w:jc w:val="both"/>
-        <w:rPr/>
-      </w:pPr>
-      <w:r>
-        <w:rPr/>
-        <w:t xml:space="preserve">• </w:t>
-      </w:r>
-      <w:r>
-        <w:rPr/>
-        <w:t>German: B1. B2 examination scheduled for December 2026.</w:t>
-      </w:r>
-    </w:p>
-    <w:p>
-      <w:pPr>
-        <w:pStyle w:val="Bul"/>
-        <w:bidi w:val="0"/>
-        <w:spacing w:before="0" w:after="26"/>
-        <w:ind w:hanging="238" w:start="238"/>
+        <w:ind w:hanging="238" w:left="238"/>
+        <w:jc w:val="both"/>
+        <w:rPr/>
+      </w:pPr>
+      <w:r>
+        <w:rPr/>
+        <w:t xml:space="preserve">• </w:t>
+      </w:r>
+      <w:r>
+        <w:rPr/>
+        <w:t>German: B1.</w:t>
+      </w:r>
+    </w:p>
+    <w:p>
+      <w:pPr>
+        <w:pStyle w:val="Bul"/>
+        <w:bidi w:val="0"/>
+        <w:spacing w:before="0" w:after="26"/>
+        <w:ind w:hanging="238" w:left="238"/>
         <w:jc w:val="both"/>
         <w:rPr/>
       </w:pPr>
@@ -838,7 +922,7 @@
         <w:pStyle w:val="Bul"/>
         <w:bidi w:val="0"/>
         <w:spacing w:before="0" w:after="26"/>
-        <w:ind w:hanging="238" w:start="238"/>
+        <w:ind w:hanging="238" w:left="238"/>
         <w:jc w:val="both"/>
         <w:rPr/>
       </w:pPr>
@@ -860,7 +944,7 @@
         </w:pBdr>
         <w:bidi w:val="0"/>
         <w:spacing w:before="136" w:after="51"/>
-        <w:jc w:val="start"/>
+        <w:jc w:val="left"/>
         <w:rPr/>
       </w:pPr>
       <w:r>
@@ -873,7 +957,7 @@
         <w:pStyle w:val="Bul"/>
         <w:bidi w:val="0"/>
         <w:spacing w:before="0" w:after="26"/>
-        <w:ind w:hanging="238" w:start="238"/>
+        <w:ind w:hanging="238" w:left="238"/>
         <w:jc w:val="both"/>
         <w:rPr/>
       </w:pPr>
@@ -891,7 +975,7 @@
         <w:pStyle w:val="Bul"/>
         <w:bidi w:val="0"/>
         <w:spacing w:before="0" w:after="26"/>
-        <w:ind w:hanging="238" w:start="238"/>
+        <w:ind w:hanging="238" w:left="238"/>
         <w:jc w:val="both"/>
         <w:rPr/>
       </w:pPr>
@@ -902,6 +986,24 @@
       <w:r>
         <w:rPr/>
         <w:t>CAD/CAM using CATIA V5 and PTC Creo. CIPET, Chennai, 2019</w:t>
+      </w:r>
+    </w:p>
+    <w:p>
+      <w:pPr>
+        <w:pStyle w:val="Bul"/>
+        <w:bidi w:val="0"/>
+        <w:spacing w:before="0" w:after="26"/>
+        <w:ind w:hanging="238" w:left="238"/>
+        <w:jc w:val="both"/>
+        <w:rPr/>
+      </w:pPr>
+      <w:r>
+        <w:rPr/>
+        <w:t xml:space="preserve">• </w:t>
+      </w:r>
+      <w:r>
+        <w:rPr/>
+        <w:t>Applied Ergonomics. NPTEL, IIT Kanpur, 01/2020 - 04/2020</w:t>
       </w:r>
     </w:p>
     <w:p>
@@ -913,7 +1015,7 @@
         </w:pBdr>
         <w:bidi w:val="0"/>
         <w:spacing w:before="136" w:after="51"/>
-        <w:jc w:val="start"/>
+        <w:jc w:val="left"/>
         <w:rPr/>
       </w:pPr>
       <w:r>
@@ -926,7 +1028,7 @@
         <w:pStyle w:val="Bul"/>
         <w:bidi w:val="0"/>
         <w:spacing w:before="0" w:after="26"/>
-        <w:ind w:hanging="238" w:start="238"/>
+        <w:ind w:hanging="238" w:left="238"/>
         <w:jc w:val="both"/>
         <w:rPr/>
       </w:pPr>
@@ -944,17 +1046,17 @@
         <w:pStyle w:val="Bul"/>
         <w:bidi w:val="0"/>
         <w:spacing w:before="0" w:after="26"/>
-        <w:ind w:hanging="238" w:start="238"/>
-        <w:jc w:val="both"/>
-        <w:rPr/>
-      </w:pPr>
-      <w:r>
-        <w:rPr/>
-        <w:t xml:space="preserve">• </w:t>
-      </w:r>
-      <w:r>
-        <w:rPr/>
-        <w:t>Volunteer, Youth Red Cross, Jeppiaar Institute of Technology, Chennai, 2017 to 2021.</w:t>
+        <w:ind w:hanging="238" w:left="238"/>
+        <w:jc w:val="both"/>
+        <w:rPr/>
+      </w:pPr>
+      <w:r>
+        <w:rPr/>
+        <w:t xml:space="preserve">• </w:t>
+      </w:r>
+      <w:r>
+        <w:rPr/>
+        <w:t>Volunteer, Youth Red Cross, 2017 to 2021, and Student Coordinator of the TECH AGRONA 2K20 national project exposition, both Jeppiaar Institute of Technology, Chennai.</w:t>
       </w:r>
     </w:p>
     <w:sectPr>
@@ -1086,7 +1188,7 @@
       <w:widowControl w:val="false"/>
       <w:bidi w:val="0"/>
       <w:spacing w:before="0" w:after="23" w:lineRule="auto" w:line="264"/>
-      <w:ind w:end="0"/>
+      <w:ind w:right="0"/>
     </w:pPr>
     <w:rPr>
       <w:rFonts w:ascii="Arial;Liberation Sans" w:hAnsi="Arial;Liberation Sans" w:eastAsia="Noto Serif CJK SC" w:cs="Noto Sans Devanagari"/>
@@ -1105,7 +1207,7 @@
       <w:widowControl w:val="false"/>
       <w:bidi w:val="0"/>
       <w:spacing w:before="0" w:after="68" w:lineRule="auto" w:line="264"/>
-      <w:ind w:end="0"/>
+      <w:ind w:right="0"/>
     </w:pPr>
     <w:rPr>
       <w:rFonts w:ascii="Arial;Liberation Sans" w:hAnsi="Arial;Liberation Sans" w:eastAsia="Noto Serif CJK SC" w:cs="Noto Sans Devanagari"/>
@@ -1124,7 +1226,7 @@
       <w:widowControl w:val="false"/>
       <w:bidi w:val="0"/>
       <w:spacing w:before="0" w:after="17" w:lineRule="auto" w:line="264"/>
-      <w:ind w:end="0"/>
+      <w:ind w:right="0"/>
     </w:pPr>
     <w:rPr>
       <w:rFonts w:ascii="Arial;Liberation Sans" w:hAnsi="Arial;Liberation Sans" w:eastAsia="Noto Serif CJK SC" w:cs="Noto Sans Devanagari"/>
@@ -1225,7 +1327,7 @@
       <w:widowControl w:val="false"/>
       <w:bidi w:val="0"/>
       <w:spacing w:before="0" w:after="26" w:lineRule="auto" w:line="264"/>
-      <w:ind w:hanging="238" w:start="238"/>
+      <w:ind w:hanging="238" w:left="238"/>
       <w:jc w:val="both"/>
     </w:pPr>
     <w:rPr>

--- a/assets/Hubert_Antony_CV_2026.docx
+++ b/assets/Hubert_Antony_CV_2026.docx
@@ -145,7 +145,7 @@
       </w:pPr>
       <w:r>
         <w:rPr/>
-        <w:t>Engineering is a continuous learning process for me, and that is how I approach parameter development in additive manufacturing. I develop and qualify parameter sets against density, surface topography and process stability, and I carry out the metallography, microscopy and statistical evaluation myself. I solve technical problems by combining hands-on machine and laboratory experience with independent problem-solving, creativity and close teamwork. I work calmly under pressure and run several test series in parallel. The results are published peer-reviewed in Procedia CIRP. Alongside my studies and research I have taught CAD and simulation freelance since 2024, which keeps my Creo, CATIA and ANSYS work current.</w:t>
+        <w:t>Engineering is a continuous learning process for me, and that is how I approach parameter development in additive manufacturing. I develop and qualify parameter sets against density, surface topography and process stability, and I carry out the metallography, microscopy and statistical evaluation myself. I solve technical problems by combining hands-on machine and laboratory experience with independent problem-solving, creativity and close teamwork. I work calmly under pressure and run several test series in parallel. The results are published peer-reviewed in Procedia CIRP. Alongside my studies and research I have taught CAD and simulation freelance since 2024, which keeps my Creo, CATIA, ANSYS and GD&amp;T work current.</w:t>
       </w:r>
     </w:p>
     <w:p>
@@ -303,7 +303,25 @@
       </w:r>
       <w:r>
         <w:rPr/>
-        <w:t>Train international and Indian engineering students and working professionals in PTC Creo, CATIA V5 and ANSYS: course design, live sessions and exercise material. The client network comes from my earlier role at CADD Centre Training Services in Chennai.</w:t>
+        <w:t>Teach and work hands-on with PTC Creo, CATIA V5 and ANSYS, covering GD&amp;T, body-in-white structural design, reverse engineering and design for 3D printing.</w:t>
+      </w:r>
+    </w:p>
+    <w:p>
+      <w:pPr>
+        <w:pStyle w:val="Bul"/>
+        <w:bidi w:val="0"/>
+        <w:spacing w:before="0" w:after="26"/>
+        <w:ind w:hanging="238" w:left="238"/>
+        <w:jc w:val="both"/>
+        <w:rPr/>
+      </w:pPr>
+      <w:r>
+        <w:rPr/>
+        <w:t xml:space="preserve">• </w:t>
+      </w:r>
+      <w:r>
+        <w:rPr/>
+        <w:t>Trainees are international and Indian engineering students and working professionals. I design the courses, run the live sessions and write the exercise material; the client network comes from my earlier role at CADD Centre Training Services in Chennai.</w:t>
       </w:r>
     </w:p>
     <w:p>
